--- a/artifacts/LGL-04/build/settlement-agreement.docx
+++ b/artifacts/LGL-04/build/settlement-agreement.docx
@@ -8,15 +8,6 @@
         <w:pStyle w:val="Heading1"/>
       </w:pPr>
       <w:r>
-        <w:rPr>
-          <w:rStyle w:val="SectionNumber"/>
-        </w:rPr>
-        <w:t xml:space="preserve">1</w:t>
-      </w:r>
-      <w:r>
-        <w:tab/>
-      </w:r>
-      <w:r>
         <w:t xml:space="preserve">Settlement Agreement and Mutual Release</w:t>
       </w:r>
     </w:p>
@@ -179,15 +170,6 @@
       <w:pPr>
         <w:pStyle w:val="Heading2"/>
       </w:pPr>
-      <w:r>
-        <w:rPr>
-          <w:rStyle w:val="SectionNumber"/>
-        </w:rPr>
-        <w:t xml:space="preserve">1.1</w:t>
-      </w:r>
-      <w:r>
-        <w:tab/>
-      </w:r>
       <w:r>
         <w:t xml:space="preserve">Recitals</w:t>
       </w:r>
@@ -565,15 +547,6 @@
         <w:pStyle w:val="Heading2"/>
       </w:pPr>
       <w:r>
-        <w:rPr>
-          <w:rStyle w:val="SectionNumber"/>
-        </w:rPr>
-        <w:t xml:space="preserve">1.2</w:t>
-      </w:r>
-      <w:r>
-        <w:tab/>
-      </w:r>
-      <w:r>
         <w:t xml:space="preserve">1. Definitions</w:t>
       </w:r>
     </w:p>
@@ -874,15 +847,6 @@
         <w:pStyle w:val="Heading2"/>
       </w:pPr>
       <w:r>
-        <w:rPr>
-          <w:rStyle w:val="SectionNumber"/>
-        </w:rPr>
-        <w:t xml:space="preserve">1.3</w:t>
-      </w:r>
-      <w:r>
-        <w:tab/>
-      </w:r>
-      <w:r>
         <w:t xml:space="preserve">2. Effectiveness and Conditions</w:t>
       </w:r>
     </w:p>
@@ -946,15 +910,6 @@
       <w:pPr>
         <w:pStyle w:val="Heading2"/>
       </w:pPr>
-      <w:r>
-        <w:rPr>
-          <w:rStyle w:val="SectionNumber"/>
-        </w:rPr>
-        <w:t xml:space="preserve">1.4</w:t>
-      </w:r>
-      <w:r>
-        <w:tab/>
-      </w:r>
       <w:r>
         <w:t xml:space="preserve">3. Settlement Payment</w:t>
       </w:r>
@@ -1187,15 +1142,6 @@
         <w:pStyle w:val="Heading2"/>
       </w:pPr>
       <w:r>
-        <w:rPr>
-          <w:rStyle w:val="SectionNumber"/>
-        </w:rPr>
-        <w:t xml:space="preserve">1.5</w:t>
-      </w:r>
-      <w:r>
-        <w:tab/>
-      </w:r>
-      <w:r>
         <w:t xml:space="preserve">4. Outstanding Invoices and Account Reconciliation</w:t>
       </w:r>
     </w:p>
@@ -1291,15 +1237,6 @@
         <w:pStyle w:val="Heading2"/>
       </w:pPr>
       <w:r>
-        <w:rPr>
-          <w:rStyle w:val="SectionNumber"/>
-        </w:rPr>
-        <w:t xml:space="preserve">1.6</w:t>
-      </w:r>
-      <w:r>
-        <w:tab/>
-      </w:r>
-      <w:r>
         <w:t xml:space="preserve">5. Termination of the HSA and Transition</w:t>
       </w:r>
     </w:p>
@@ -1431,15 +1368,6 @@
         <w:pStyle w:val="Heading2"/>
       </w:pPr>
       <w:r>
-        <w:rPr>
-          <w:rStyle w:val="SectionNumber"/>
-        </w:rPr>
-        <w:t xml:space="preserve">1.7</w:t>
-      </w:r>
-      <w:r>
-        <w:tab/>
-      </w:r>
-      <w:r>
         <w:t xml:space="preserve">6. Data Return, Deletion, and Certification</w:t>
       </w:r>
     </w:p>
@@ -1571,15 +1499,6 @@
         <w:pStyle w:val="Heading2"/>
       </w:pPr>
       <w:r>
-        <w:rPr>
-          <w:rStyle w:val="SectionNumber"/>
-        </w:rPr>
-        <w:t xml:space="preserve">1.8</w:t>
-      </w:r>
-      <w:r>
-        <w:tab/>
-      </w:r>
-      <w:r>
         <w:t xml:space="preserve">7. Mutual Release</w:t>
       </w:r>
     </w:p>
@@ -1699,15 +1618,6 @@
         <w:pStyle w:val="Heading2"/>
       </w:pPr>
       <w:r>
-        <w:rPr>
-          <w:rStyle w:val="SectionNumber"/>
-        </w:rPr>
-        <w:t xml:space="preserve">1.9</w:t>
-      </w:r>
-      <w:r>
-        <w:tab/>
-      </w:r>
-      <w:r>
         <w:t xml:space="preserve">8. Covenant Not to Sue</w:t>
       </w:r>
     </w:p>
@@ -1772,15 +1682,6 @@
         <w:pStyle w:val="Heading2"/>
       </w:pPr>
       <w:r>
-        <w:rPr>
-          <w:rStyle w:val="SectionNumber"/>
-        </w:rPr>
-        <w:t xml:space="preserve">1.10</w:t>
-      </w:r>
-      <w:r>
-        <w:tab/>
-      </w:r>
-      <w:r>
         <w:t xml:space="preserve">9. Third-Party Intellectual Property Indemnification</w:t>
       </w:r>
     </w:p>
@@ -1899,15 +1800,6 @@
         <w:pStyle w:val="Heading2"/>
       </w:pPr>
       <w:r>
-        <w:rPr>
-          <w:rStyle w:val="SectionNumber"/>
-        </w:rPr>
-        <w:t xml:space="preserve">1.11</w:t>
-      </w:r>
-      <w:r>
-        <w:tab/>
-      </w:r>
-      <w:r>
         <w:t xml:space="preserve">10. Limitation of Liability</w:t>
       </w:r>
     </w:p>
@@ -1990,15 +1882,6 @@
         <w:pStyle w:val="Heading2"/>
       </w:pPr>
       <w:r>
-        <w:rPr>
-          <w:rStyle w:val="SectionNumber"/>
-        </w:rPr>
-        <w:t xml:space="preserve">1.12</w:t>
-      </w:r>
-      <w:r>
-        <w:tab/>
-      </w:r>
-      <w:r>
         <w:t xml:space="preserve">11. No Admission of Liability</w:t>
       </w:r>
     </w:p>
@@ -2045,15 +1928,6 @@
         <w:pStyle w:val="Heading2"/>
       </w:pPr>
       <w:r>
-        <w:rPr>
-          <w:rStyle w:val="SectionNumber"/>
-        </w:rPr>
-        <w:t xml:space="preserve">1.13</w:t>
-      </w:r>
-      <w:r>
-        <w:tab/>
-      </w:r>
-      <w:r>
         <w:t xml:space="preserve">12. Representations and Warranties</w:t>
       </w:r>
     </w:p>
@@ -2172,15 +2046,6 @@
         <w:pStyle w:val="Heading2"/>
       </w:pPr>
       <w:r>
-        <w:rPr>
-          <w:rStyle w:val="SectionNumber"/>
-        </w:rPr>
-        <w:t xml:space="preserve">1.14</w:t>
-      </w:r>
-      <w:r>
-        <w:tab/>
-      </w:r>
-      <w:r>
         <w:t xml:space="preserve">13. Confidentiality</w:t>
       </w:r>
     </w:p>
@@ -2288,15 +2153,6 @@
         <w:pStyle w:val="Heading2"/>
       </w:pPr>
       <w:r>
-        <w:rPr>
-          <w:rStyle w:val="SectionNumber"/>
-        </w:rPr>
-        <w:t xml:space="preserve">1.15</w:t>
-      </w:r>
-      <w:r>
-        <w:tab/>
-      </w:r>
-      <w:r>
         <w:t xml:space="preserve">14. Non-Disparagement</w:t>
       </w:r>
     </w:p>
@@ -2315,15 +2171,6 @@
         <w:pStyle w:val="Heading2"/>
       </w:pPr>
       <w:r>
-        <w:rPr>
-          <w:rStyle w:val="SectionNumber"/>
-        </w:rPr>
-        <w:t xml:space="preserve">1.16</w:t>
-      </w:r>
-      <w:r>
-        <w:tab/>
-      </w:r>
-      <w:r>
         <w:t xml:space="preserve">15. Notices</w:t>
       </w:r>
     </w:p>
@@ -2454,15 +2301,6 @@
         <w:pStyle w:val="Heading2"/>
       </w:pPr>
       <w:r>
-        <w:rPr>
-          <w:rStyle w:val="SectionNumber"/>
-        </w:rPr>
-        <w:t xml:space="preserve">1.17</w:t>
-      </w:r>
-      <w:r>
-        <w:tab/>
-      </w:r>
-      <w:r>
         <w:t xml:space="preserve">16. Governing Law, Venue, and Dispute Resolution</w:t>
       </w:r>
     </w:p>
@@ -2545,15 +2383,6 @@
         <w:pStyle w:val="Heading2"/>
       </w:pPr>
       <w:r>
-        <w:rPr>
-          <w:rStyle w:val="SectionNumber"/>
-        </w:rPr>
-        <w:t xml:space="preserve">1.18</w:t>
-      </w:r>
-      <w:r>
-        <w:tab/>
-      </w:r>
-      <w:r>
         <w:t xml:space="preserve">17. Remedies for Breach of this Agreement</w:t>
       </w:r>
     </w:p>
@@ -2636,15 +2465,6 @@
         <w:pStyle w:val="Heading2"/>
       </w:pPr>
       <w:r>
-        <w:rPr>
-          <w:rStyle w:val="SectionNumber"/>
-        </w:rPr>
-        <w:t xml:space="preserve">1.19</w:t>
-      </w:r>
-      <w:r>
-        <w:tab/>
-      </w:r>
-      <w:r>
         <w:t xml:space="preserve">18. Miscellaneous</w:t>
       </w:r>
     </w:p>
@@ -2859,15 +2679,6 @@
         <w:pStyle w:val="Heading2"/>
       </w:pPr>
       <w:r>
-        <w:rPr>
-          <w:rStyle w:val="SectionNumber"/>
-        </w:rPr>
-        <w:t xml:space="preserve">1.20</w:t>
-      </w:r>
-      <w:r>
-        <w:tab/>
-      </w:r>
-      <w:r>
         <w:t xml:space="preserve">Signature Page</w:t>
       </w:r>
     </w:p>
@@ -3063,15 +2874,6 @@
       <w:pPr>
         <w:pStyle w:val="Heading2"/>
       </w:pPr>
-      <w:r>
-        <w:rPr>
-          <w:rStyle w:val="SectionNumber"/>
-        </w:rPr>
-        <w:t xml:space="preserve">1.21</w:t>
-      </w:r>
-      <w:r>
-        <w:tab/>
-      </w:r>
       <w:r>
         <w:t xml:space="preserve">Exhibit A — Outage and Availability Schedule</w:t>
       </w:r>
@@ -3586,15 +3388,6 @@
         <w:pStyle w:val="Heading2"/>
       </w:pPr>
       <w:r>
-        <w:rPr>
-          <w:rStyle w:val="SectionNumber"/>
-        </w:rPr>
-        <w:t xml:space="preserve">1.22</w:t>
-      </w:r>
-      <w:r>
-        <w:tab/>
-      </w:r>
-      <w:r>
         <w:t xml:space="preserve">Exhibit B — Form of Certificate of Data Deletion</w:t>
       </w:r>
     </w:p>
@@ -3752,15 +3545,6 @@
         <w:pStyle w:val="Heading2"/>
       </w:pPr>
       <w:r>
-        <w:rPr>
-          <w:rStyle w:val="SectionNumber"/>
-        </w:rPr>
-        <w:t xml:space="preserve">1.23</w:t>
-      </w:r>
-      <w:r>
-        <w:tab/>
-      </w:r>
-      <w:r>
         <w:t xml:space="preserve">Exhibit C — Joint Statement</w:t>
       </w:r>
     </w:p>
@@ -3787,15 +3571,6 @@
         <w:pStyle w:val="Heading2"/>
       </w:pPr>
       <w:r>
-        <w:rPr>
-          <w:rStyle w:val="SectionNumber"/>
-        </w:rPr>
-        <w:t xml:space="preserve">1.24</w:t>
-      </w:r>
-      <w:r>
-        <w:tab/>
-      </w:r>
-      <w:r>
         <w:t xml:space="preserve">Exhibit D — Statement of Claimed Damages</w:t>
       </w:r>
     </w:p>
@@ -3812,15 +3587,6 @@
       <w:pPr>
         <w:pStyle w:val="Heading3"/>
       </w:pPr>
-      <w:r>
-        <w:rPr>
-          <w:rStyle w:val="SectionNumber"/>
-        </w:rPr>
-        <w:t xml:space="preserve">1.24.1</w:t>
-      </w:r>
-      <w:r>
-        <w:tab/>
-      </w:r>
       <w:r>
         <w:t xml:space="preserve">D.1 Item 1 — Internal Incident-Response and Remediation Labor</w:t>
       </w:r>
@@ -4140,15 +3906,6 @@
       <w:pPr>
         <w:pStyle w:val="Heading3"/>
       </w:pPr>
-      <w:r>
-        <w:rPr>
-          <w:rStyle w:val="SectionNumber"/>
-        </w:rPr>
-        <w:t xml:space="preserve">1.24.2</w:t>
-      </w:r>
-      <w:r>
-        <w:tab/>
-      </w:r>
       <w:r>
         <w:t xml:space="preserve">D.2 Item 2 — Service Credits Issued by Atticus Dundee to Its Customers</w:t>
       </w:r>
@@ -4325,15 +4082,6 @@
         <w:pStyle w:val="Heading3"/>
       </w:pPr>
       <w:r>
-        <w:rPr>
-          <w:rStyle w:val="SectionNumber"/>
-        </w:rPr>
-        <w:t xml:space="preserve">1.24.3</w:t>
-      </w:r>
-      <w:r>
-        <w:tab/>
-      </w:r>
-      <w:r>
         <w:t xml:space="preserve">D.3 Item 3 — Expedited Migration Costs</w:t>
       </w:r>
     </w:p>
@@ -4548,15 +4296,6 @@
         <w:pStyle w:val="Heading3"/>
       </w:pPr>
       <w:r>
-        <w:rPr>
-          <w:rStyle w:val="SectionNumber"/>
-        </w:rPr>
-        <w:t xml:space="preserve">1.24.4</w:t>
-      </w:r>
-      <w:r>
-        <w:tab/>
-      </w:r>
-      <w:r>
         <w:t xml:space="preserve">D.4 Item 4 — Third-Party Forensic Review</w:t>
       </w:r>
     </w:p>
@@ -4736,15 +4475,6 @@
         <w:pStyle w:val="Heading3"/>
       </w:pPr>
       <w:r>
-        <w:rPr>
-          <w:rStyle w:val="SectionNumber"/>
-        </w:rPr>
-        <w:t xml:space="preserve">1.24.5</w:t>
-      </w:r>
-      <w:r>
-        <w:tab/>
-      </w:r>
-      <w:r>
         <w:t xml:space="preserve">D.5 Summary</w:t>
       </w:r>
     </w:p>
@@ -4987,15 +4717,6 @@
         <w:pStyle w:val="Heading2"/>
       </w:pPr>
       <w:r>
-        <w:rPr>
-          <w:rStyle w:val="SectionNumber"/>
-        </w:rPr>
-        <w:t xml:space="preserve">1.25</w:t>
-      </w:r>
-      <w:r>
-        <w:tab/>
-      </w:r>
-      <w:r>
         <w:t xml:space="preserve">Exhibit E — Relevant Provisions of the HSA and the SLA</w:t>
       </w:r>
     </w:p>
@@ -5012,15 +4733,6 @@
       <w:pPr>
         <w:pStyle w:val="Heading3"/>
       </w:pPr>
-      <w:r>
-        <w:rPr>
-          <w:rStyle w:val="SectionNumber"/>
-        </w:rPr>
-        <w:t xml:space="preserve">1.25.1</w:t>
-      </w:r>
-      <w:r>
-        <w:tab/>
-      </w:r>
       <w:r>
         <w:t xml:space="preserve">E.1 SLA Section 4.1 (Availability Commitment)</w:t>
       </w:r>
@@ -5049,15 +4761,6 @@
         <w:pStyle w:val="Heading3"/>
       </w:pPr>
       <w:r>
-        <w:rPr>
-          <w:rStyle w:val="SectionNumber"/>
-        </w:rPr>
-        <w:t xml:space="preserve">1.25.2</w:t>
-      </w:r>
-      <w:r>
-        <w:tab/>
-      </w:r>
-      <w:r>
         <w:t xml:space="preserve">E.2 SLA Section 4.2 (Measurement)</w:t>
       </w:r>
     </w:p>
@@ -5088,15 +4791,6 @@
         <w:pStyle w:val="Heading3"/>
       </w:pPr>
       <w:r>
-        <w:rPr>
-          <w:rStyle w:val="SectionNumber"/>
-        </w:rPr>
-        <w:t xml:space="preserve">1.25.3</w:t>
-      </w:r>
-      <w:r>
-        <w:tab/>
-      </w:r>
-      <w:r>
         <w:t xml:space="preserve">E.3 SLA Section 4.3 (Exclusions)</w:t>
       </w:r>
     </w:p>
@@ -5115,15 +4809,6 @@
         <w:pStyle w:val="Heading3"/>
       </w:pPr>
       <w:r>
-        <w:rPr>
-          <w:rStyle w:val="SectionNumber"/>
-        </w:rPr>
-        <w:t xml:space="preserve">1.25.4</w:t>
-      </w:r>
-      <w:r>
-        <w:tab/>
-      </w:r>
-      <w:r>
         <w:t xml:space="preserve">E.4 SLA Section 4.4 (Service Credits)</w:t>
       </w:r>
     </w:p>
@@ -5142,15 +4827,6 @@
         <w:pStyle w:val="Heading3"/>
       </w:pPr>
       <w:r>
-        <w:rPr>
-          <w:rStyle w:val="SectionNumber"/>
-        </w:rPr>
-        <w:t xml:space="preserve">1.25.5</w:t>
-      </w:r>
-      <w:r>
-        <w:tab/>
-      </w:r>
-      <w:r>
         <w:t xml:space="preserve">E.5 SLA Section 4.5 (Credit Procedure)</w:t>
       </w:r>
     </w:p>
@@ -5169,15 +4845,6 @@
         <w:pStyle w:val="Heading3"/>
       </w:pPr>
       <w:r>
-        <w:rPr>
-          <w:rStyle w:val="SectionNumber"/>
-        </w:rPr>
-        <w:t xml:space="preserve">1.25.6</w:t>
-      </w:r>
-      <w:r>
-        <w:tab/>
-      </w:r>
-      <w:r>
         <w:t xml:space="preserve">E.6 SLA Section 4.6 (Exclusive Remedy)</w:t>
       </w:r>
     </w:p>
@@ -5196,15 +4863,6 @@
         <w:pStyle w:val="Heading3"/>
       </w:pPr>
       <w:r>
-        <w:rPr>
-          <w:rStyle w:val="SectionNumber"/>
-        </w:rPr>
-        <w:t xml:space="preserve">1.25.7</w:t>
-      </w:r>
-      <w:r>
-        <w:tab/>
-      </w:r>
-      <w:r>
         <w:t xml:space="preserve">E.7 HSA Section 11.2 (Limitation of Liability)</w:t>
       </w:r>
     </w:p>
@@ -5223,15 +4881,6 @@
         <w:pStyle w:val="Heading3"/>
       </w:pPr>
       <w:r>
-        <w:rPr>
-          <w:rStyle w:val="SectionNumber"/>
-        </w:rPr>
-        <w:t xml:space="preserve">1.25.8</w:t>
-      </w:r>
-      <w:r>
-        <w:tab/>
-      </w:r>
-      <w:r>
         <w:t xml:space="preserve">E.8 HSA Section 11.3 (Waiver of Consequential Damages)</w:t>
       </w:r>
     </w:p>
@@ -5250,15 +4899,6 @@
         <w:pStyle w:val="Heading3"/>
       </w:pPr>
       <w:r>
-        <w:rPr>
-          <w:rStyle w:val="SectionNumber"/>
-        </w:rPr>
-        <w:t xml:space="preserve">1.25.9</w:t>
-      </w:r>
-      <w:r>
-        <w:tab/>
-      </w:r>
-      <w:r>
         <w:t xml:space="preserve">E.9 HSA Section 12.1 (Termination)</w:t>
       </w:r>
     </w:p>
@@ -5276,15 +4916,6 @@
       <w:pPr>
         <w:pStyle w:val="Heading3"/>
       </w:pPr>
-      <w:r>
-        <w:rPr>
-          <w:rStyle w:val="SectionNumber"/>
-        </w:rPr>
-        <w:t xml:space="preserve">1.25.10</w:t>
-      </w:r>
-      <w:r>
-        <w:tab/>
-      </w:r>
       <w:r>
         <w:t xml:space="preserve">E.10 HSA Section 12.5 (Transition Assistance)</w:t>
       </w:r>
